--- a/HW06_A2_17927372545670941 (1).docx
+++ b/HW06_A2_17927372545670941 (1).docx
@@ -437,11 +437,19 @@
                 <w:rFonts w:hint="default"/>
               </w:rPr>
             </w:pPr>
+            <w:commentRangeStart w:id="0"/>
             <w:r>
               <w:rPr>
                 <w:rFonts w:hint="default"/>
               </w:rPr>
               <w:t>def ReadData():</w:t>
+            </w:r>
+            <w:commentRangeEnd w:id="0"/>
+            <w:r>
+              <w:rPr>
+                <w:rStyle w:val="CommentReference"/>
+              </w:rPr>
+              <w:commentReference w:id="0"/>
             </w:r>
           </w:p>
           <w:p>
@@ -878,11 +886,19 @@
                 <w:rFonts w:hint="default"/>
               </w:rPr>
             </w:pPr>
+            <w:commentRangeStart w:id="1"/>
             <w:r>
               <w:rPr>
                 <w:rFonts w:hint="default"/>
               </w:rPr>
               <w:t>def SortScores():</w:t>
+            </w:r>
+            <w:commentRangeEnd w:id="1"/>
+            <w:r>
+              <w:rPr>
+                <w:rStyle w:val="CommentReference"/>
+              </w:rPr>
+              <w:commentReference w:id="1"/>
             </w:r>
           </w:p>
           <w:p>
@@ -1394,6 +1410,7 @@
             <w:pPr>
               <w:spacing w:line="240" w:lineRule="auto"/>
             </w:pPr>
+            <w:commentRangeStart w:id="2"/>
             <w:r>
               <w:rPr>
                 <w:rFonts w:ascii="SimSun" w:hAnsi="SimSun" w:eastAsia="SimSun" w:cs="SimSun"/>
@@ -1441,6 +1458,13 @@
                   </a:graphic>
                 </wp:inline>
               </w:drawing>
+            </w:r>
+            <w:commentRangeEnd w:id="2"/>
+            <w:r>
+              <w:rPr>
+                <w:rStyle w:val="CommentReference"/>
+              </w:rPr>
+              <w:commentReference w:id="2"/>
             </w:r>
           </w:p>
           <w:p>
@@ -2264,11 +2288,19 @@
                 <w:rFonts w:hint="default"/>
               </w:rPr>
             </w:pPr>
+            <w:commentRangeStart w:id="3"/>
             <w:r>
               <w:rPr>
                 <w:rFonts w:hint="default"/>
               </w:rPr>
               <w:t>class LinkedList:</w:t>
+            </w:r>
+            <w:commentRangeEnd w:id="3"/>
+            <w:r>
+              <w:rPr>
+                <w:rStyle w:val="CommentReference"/>
+              </w:rPr>
+              <w:commentReference w:id="3"/>
             </w:r>
           </w:p>
           <w:p>
@@ -2775,11 +2807,19 @@
                 <w:rFonts w:hint="default"/>
               </w:rPr>
             </w:pPr>
+            <w:commentRangeStart w:id="4"/>
             <w:r>
               <w:rPr>
                 <w:rFonts w:hint="default"/>
               </w:rPr>
               <w:t xml:space="preserve">    def RemoveNode(self, Index):</w:t>
+            </w:r>
+            <w:commentRangeEnd w:id="4"/>
+            <w:r>
+              <w:rPr>
+                <w:rStyle w:val="CommentReference"/>
+              </w:rPr>
+              <w:commentReference w:id="4"/>
             </w:r>
           </w:p>
           <w:p>
@@ -3799,11 +3839,19 @@
                 <w:rFonts w:hint="default"/>
               </w:rPr>
             </w:pPr>
+            <w:commentRangeStart w:id="5"/>
             <w:r>
               <w:rPr>
                 <w:rFonts w:hint="default"/>
               </w:rPr>
               <w:t>def Initialise():</w:t>
+            </w:r>
+            <w:commentRangeEnd w:id="5"/>
+            <w:r>
+              <w:rPr>
+                <w:rStyle w:val="CommentReference"/>
+              </w:rPr>
+              <w:commentReference w:id="5"/>
             </w:r>
           </w:p>
           <w:p>
@@ -6129,6 +6177,107 @@
     </w:sectPr>
   </w:body>
 </w:document>
+</file>
+
+<file path=word/comments.xml><?xml version="1.0" encoding="utf-8"?>
+<w:comments xmlns:a="http://schemas.openxmlformats.org/drawingml/2006/main" xmlns:pic="http://schemas.openxmlformats.org/drawingml/2006/picture" xmlns:r="http://schemas.openxmlformats.org/officeDocument/2006/relationships" xmlns:w="http://schemas.openxmlformats.org/wordprocessingml/2006/main" xmlns:wp="http://schemas.openxmlformats.org/drawingml/2006/wordprocessingDrawing" xmlns:mc="http://schemas.openxmlformats.org/markup-compatibility/2006" xmlns:a14="http://schemas.microsoft.com/office/drawing/2010/main" xmlns:w14="http://schemas.microsoft.com/office/word/2010/wordml" xmlns:wpc="http://schemas.microsoft.com/office/word/2010/wordprocessingCanvas">
+  <w:comment w:id="0" w:author="Teacher" w:initials="T" w:date="2026-10-30T01:17:10Z">
+    <w:p>
+      <w:pPr>
+        <w:pStyle w:val="CommentText"/>
+      </w:pPr>
+      <w:r>
+        <w:rPr>
+          <w:rStyle w:val="CommentReference"/>
+        </w:rPr>
+        <w:annotationRef/>
+      </w:r>
+      <w:r>
+        <w:t>6/7 - ReadData() has no return statement, so it returns None. It should return the populated array. (-1)</w:t>
+      </w:r>
+    </w:p>
+  </w:comment>
+  <w:comment w:id="1" w:author="Teacher" w:initials="T" w:date="2026-10-30T01:17:10Z">
+    <w:p>
+      <w:pPr>
+        <w:pStyle w:val="CommentText"/>
+      </w:pPr>
+      <w:r>
+        <w:rPr>
+          <w:rStyle w:val="CommentReference"/>
+        </w:rPr>
+        <w:annotationRef/>
+      </w:r>
+      <w:r>
+        <w:t>3/6 - SortScores() sorts on the score only. The requirement is level first (descending), then score within the same level - so the comparison must look at column 1 before column 2. (-3)</w:t>
+      </w:r>
+    </w:p>
+  </w:comment>
+  <w:comment w:id="2" w:author="Teacher" w:initials="T" w:date="2026-10-30T01:17:10Z">
+    <w:p>
+      <w:pPr>
+        <w:pStyle w:val="CommentText"/>
+      </w:pPr>
+      <w:r>
+        <w:rPr>
+          <w:rStyle w:val="CommentReference"/>
+        </w:rPr>
+        <w:annotationRef/>
+      </w:r>
+      <w:r>
+        <w:t>Full marks. - The screenshot is accepted (follow-through): 'After' is not in the required order because of the SortScores() error in (d), not because of this step.</w:t>
+      </w:r>
+    </w:p>
+  </w:comment>
+  <w:comment w:id="3" w:author="Teacher" w:initials="T" w:date="2026-10-30T01:17:10Z">
+    <w:p>
+      <w:pPr>
+        <w:pStyle w:val="CommentText"/>
+      </w:pPr>
+      <w:r>
+        <w:rPr>
+          <w:rStyle w:val="CommentReference"/>
+        </w:rPr>
+        <w:annotationRef/>
+      </w:r>
+      <w:r>
+        <w:t>2/3 - HeadNode must be initialised to a null value, not 0 - write self.HeadNode = None. The rest of the class is correct. (-1)</w:t>
+      </w:r>
+    </w:p>
+  </w:comment>
+  <w:comment w:id="4" w:author="Teacher" w:initials="T" w:date="2026-10-30T01:17:10Z">
+    <w:p>
+      <w:pPr>
+        <w:pStyle w:val="CommentText"/>
+      </w:pPr>
+      <w:r>
+        <w:rPr>
+          <w:rStyle w:val="CommentReference"/>
+        </w:rPr>
+        <w:annotationRef/>
+      </w:r>
+      <w:r>
+        <w:t>7/9 - RemoveNode() never checks whether the node to remove is HeadNode itself. The question requires that case: compare HeadNode's data with the parameter and, if it matches, set HeadNode to the next node and return TRUE. (-2)</w:t>
+      </w:r>
+    </w:p>
+  </w:comment>
+  <w:comment w:id="5" w:author="Teacher" w:initials="T" w:date="2026-10-30T01:17:10Z">
+    <w:p>
+      <w:pPr>
+        <w:pStyle w:val="CommentText"/>
+      </w:pPr>
+      <w:r>
+        <w:rPr>
+          <w:rStyle w:val="CommentReference"/>
+        </w:rPr>
+        <w:annotationRef/>
+      </w:r>
+      <w:r>
+        <w:t>2/3 - Spare has space for 100 records, not 200 - initialise only 100 of them. (-1)</w:t>
+      </w:r>
+    </w:p>
+  </w:comment>
+</w:comments>
 </file>
 
 <file path=word/endnotes.xml><?xml version="1.0" encoding="utf-8"?>
